--- a/index.docx
+++ b/index.docx
@@ -15,7 +15,7 @@
         <w:pStyle w:val="Date"/>
       </w:pPr>
       <w:r>
-        <w:t xml:space="preserve">Last modified: 2026-09-10 20:52:53 (PDT)</w:t>
+        <w:t xml:space="preserve">Last modified: 2026-09-13 00:11:34 (PDT)</w:t>
       </w:r>
     </w:p>
     <w:p>
@@ -228,7 +228,7 @@
         </w:tc>
       </w:tr>
     </w:tbl>
-    <w:bookmarkStart w:id="24" w:name="chapters"/>
+    <w:bookmarkStart w:id="28" w:name="chapters"/>
     <w:p>
       <w:pPr>
         <w:pStyle w:val="Heading2"/>
@@ -296,19 +296,19 @@
         <w:t xml:space="preserve"> </w:t>
       </w:r>
       <w:r>
-        <w:t xml:space="preserve">what language models, coding agents, and harnesses are; how to work with</w:t>
-      </w:r>
-      <w:r>
-        <w:t xml:space="preserve"> </w:t>
-      </w:r>
-      <w:r>
-        <w:t xml:space="preserve">them; benefits, hazards, and best practices; and configuring your</w:t>
-      </w:r>
-      <w:r>
-        <w:t xml:space="preserve"> </w:t>
-      </w:r>
-      <w:r>
-        <w:t xml:space="preserve">environment</w:t>
+        <w:t xml:space="preserve">what language models and coding agents are; platforms and catalogs;</w:t>
+      </w:r>
+      <w:r>
+        <w:t xml:space="preserve"> </w:t>
+      </w:r>
+      <w:r>
+        <w:t xml:space="preserve">when and how to work with them; prompt formats; and benefits, hazards,</w:t>
+      </w:r>
+      <w:r>
+        <w:t xml:space="preserve"> </w:t>
+      </w:r>
+      <w:r>
+        <w:t xml:space="preserve">and best practices</w:t>
       </w:r>
     </w:p>
     <w:p>
@@ -320,6 +320,117 @@
         </w:numPr>
       </w:pPr>
       <w:hyperlink r:id="rId15">
+        <w:r>
+          <w:rPr>
+            <w:rStyle w:val="Hyperlink"/>
+            <w:b/>
+            <w:bCs/>
+          </w:rPr>
+          <w:t xml:space="preserve">Agent and Harness Architecture</w:t>
+        </w:r>
+      </w:hyperlink>
+      <w:r>
+        <w:t xml:space="preserve">:</w:t>
+      </w:r>
+      <w:r>
+        <w:t xml:space="preserve"> </w:t>
+      </w:r>
+      <w:r>
+        <w:t xml:space="preserve">how harnesses, agent execution loops, and runtime environments are</w:t>
+      </w:r>
+      <w:r>
+        <w:t xml:space="preserve"> </w:t>
+      </w:r>
+      <w:r>
+        <w:t xml:space="preserve">engineered, and the 2026 harness landscape</w:t>
+      </w:r>
+    </w:p>
+    <w:p>
+      <w:pPr>
+        <w:pStyle w:val="Compact"/>
+        <w:numPr>
+          <w:ilvl w:val="0"/>
+          <w:numId w:val="1001"/>
+        </w:numPr>
+      </w:pPr>
+      <w:hyperlink r:id="rId16">
+        <w:r>
+          <w:rPr>
+            <w:rStyle w:val="Hyperlink"/>
+            <w:b/>
+            <w:bCs/>
+          </w:rPr>
+          <w:t xml:space="preserve">Configuring and Extending Agents</w:t>
+        </w:r>
+      </w:hyperlink>
+      <w:r>
+        <w:t xml:space="preserve">:</w:t>
+      </w:r>
+      <w:r>
+        <w:t xml:space="preserve"> </w:t>
+      </w:r>
+      <w:r>
+        <w:t xml:space="preserve">configuring agent environments, instructions, Agent Skills (</w:t>
+      </w:r>
+      <w:r>
+        <w:rPr>
+          <w:rStyle w:val="VerbatimChar"/>
+        </w:rPr>
+        <w:t xml:space="preserve">SKILL.md</w:t>
+      </w:r>
+      <w:r>
+        <w:t xml:space="preserve">),</w:t>
+      </w:r>
+      <w:r>
+        <w:t xml:space="preserve"> </w:t>
+      </w:r>
+      <w:r>
+        <w:t xml:space="preserve">MCP servers, plugins, and developer extensions</w:t>
+      </w:r>
+    </w:p>
+    <w:p>
+      <w:pPr>
+        <w:pStyle w:val="Compact"/>
+        <w:numPr>
+          <w:ilvl w:val="0"/>
+          <w:numId w:val="1001"/>
+        </w:numPr>
+      </w:pPr>
+      <w:hyperlink r:id="rId17">
+        <w:r>
+          <w:rPr>
+            <w:rStyle w:val="Hyperlink"/>
+            <w:b/>
+            <w:bCs/>
+          </w:rPr>
+          <w:t xml:space="preserve">Local Models and Offline Agents</w:t>
+        </w:r>
+      </w:hyperlink>
+      <w:r>
+        <w:t xml:space="preserve">:</w:t>
+      </w:r>
+      <w:r>
+        <w:t xml:space="preserve"> </w:t>
+      </w:r>
+      <w:r>
+        <w:t xml:space="preserve">running agents offline, connecting open harnesses to local Ollama and</w:t>
+      </w:r>
+      <w:r>
+        <w:t xml:space="preserve"> </w:t>
+      </w:r>
+      <w:r>
+        <w:t xml:space="preserve">OpenRouter endpoints, and evaluating small local models</w:t>
+      </w:r>
+    </w:p>
+    <w:p>
+      <w:pPr>
+        <w:pStyle w:val="Compact"/>
+        <w:numPr>
+          <w:ilvl w:val="0"/>
+          <w:numId w:val="1001"/>
+        </w:numPr>
+      </w:pPr>
+      <w:hyperlink r:id="rId18">
         <w:r>
           <w:rPr>
             <w:rStyle w:val="Hyperlink"/>
@@ -342,13 +453,13 @@
         <w:t xml:space="preserve"> </w:t>
       </w:r>
       <w:r>
-        <w:t xml:space="preserve">for it, and how three outside orchestrators (Agent Teams, Inflexa, TORQCLAW)</w:t>
-      </w:r>
-      <w:r>
-        <w:t xml:space="preserve"> </w:t>
-      </w:r>
-      <w:r>
-        <w:t xml:space="preserve">compare</w:t>
+        <w:t xml:space="preserve">for it, outside orchestrators (Agent Teams, Inflexa, TORQCLAW, Oh My OpenCode),</w:t>
+      </w:r>
+      <w:r>
+        <w:t xml:space="preserve"> </w:t>
+      </w:r>
+      <w:r>
+        <w:t xml:space="preserve">and multi-agent frameworks</w:t>
       </w:r>
     </w:p>
     <w:p>
@@ -359,7 +470,41 @@
           <w:numId w:val="1001"/>
         </w:numPr>
       </w:pPr>
-      <w:hyperlink r:id="rId16">
+      <w:hyperlink r:id="rId19">
+        <w:r>
+          <w:rPr>
+            <w:rStyle w:val="Hyperlink"/>
+            <w:b/>
+            <w:bCs/>
+          </w:rPr>
+          <w:t xml:space="preserve">AI for Math and Statistics</w:t>
+        </w:r>
+      </w:hyperlink>
+      <w:r>
+        <w:t xml:space="preserve">:</w:t>
+      </w:r>
+      <w:r>
+        <w:t xml:space="preserve"> </w:t>
+      </w:r>
+      <w:r>
+        <w:t xml:space="preserve">reasoning models for mathematics and statistics, formal proof assistants,</w:t>
+      </w:r>
+      <w:r>
+        <w:t xml:space="preserve"> </w:t>
+      </w:r>
+      <w:r>
+        <w:t xml:space="preserve">and benchmarks</w:t>
+      </w:r>
+    </w:p>
+    <w:p>
+      <w:pPr>
+        <w:pStyle w:val="Compact"/>
+        <w:numPr>
+          <w:ilvl w:val="0"/>
+          <w:numId w:val="1001"/>
+        </w:numPr>
+      </w:pPr>
+      <w:hyperlink r:id="rId20">
         <w:r>
           <w:rPr>
             <w:rStyle w:val="Hyperlink"/>
@@ -376,13 +521,13 @@
         <w:t xml:space="preserve"> </w:t>
       </w:r>
       <w:r>
-        <w:t xml:space="preserve">persistent teammates with their own computer (Grok Bot, Rakazo, OpenClaw,</w:t>
-      </w:r>
-      <w:r>
-        <w:t xml:space="preserve"> </w:t>
-      </w:r>
-      <w:r>
-        <w:t xml:space="preserve">Claude Cowork, ChatGPT Work) and how they differ from our coding-agent stack</w:t>
+        <w:t xml:space="preserve">persistent teammates with their own computer (Grok Bot, Rakazo, OpenClaw),</w:t>
+      </w:r>
+      <w:r>
+        <w:t xml:space="preserve"> </w:t>
+      </w:r>
+      <w:r>
+        <w:t xml:space="preserve">collaborative workspaces (Claude Cowork, Gemini Spark), and hosted agent offices</w:t>
       </w:r>
     </w:p>
     <w:p>
@@ -393,7 +538,7 @@
           <w:numId w:val="1001"/>
         </w:numPr>
       </w:pPr>
-      <w:hyperlink r:id="rId17">
+      <w:hyperlink r:id="rId21">
         <w:r>
           <w:rPr>
             <w:rStyle w:val="Hyperlink"/>
@@ -430,7 +575,7 @@
       <w:r>
         <w:t xml:space="preserve"> </w:t>
       </w:r>
-      <w:hyperlink r:id="rId18">
+      <w:hyperlink r:id="rId22">
         <w:r>
           <w:rPr>
             <w:rStyle w:val="Hyperlink"/>
@@ -450,7 +595,7 @@
           <w:numId w:val="1001"/>
         </w:numPr>
       </w:pPr>
-      <w:hyperlink r:id="rId19">
+      <w:hyperlink r:id="rId23">
         <w:r>
           <w:rPr>
             <w:rStyle w:val="Hyperlink"/>
@@ -478,7 +623,7 @@
       <w:r>
         <w:t xml:space="preserve"> </w:t>
       </w:r>
-      <w:hyperlink r:id="rId20">
+      <w:hyperlink r:id="rId24">
         <w:r>
           <w:rPr>
             <w:rStyle w:val="Hyperlink"/>
@@ -498,7 +643,7 @@
           <w:numId w:val="1001"/>
         </w:numPr>
       </w:pPr>
-      <w:hyperlink r:id="rId21">
+      <w:hyperlink r:id="rId25">
         <w:r>
           <w:rPr>
             <w:rStyle w:val="Hyperlink"/>
@@ -526,7 +671,7 @@
       <w:r>
         <w:t xml:space="preserve"> </w:t>
       </w:r>
-      <w:hyperlink r:id="rId22">
+      <w:hyperlink r:id="rId26">
         <w:r>
           <w:rPr>
             <w:rStyle w:val="Hyperlink"/>
@@ -546,7 +691,7 @@
           <w:numId w:val="1001"/>
         </w:numPr>
       </w:pPr>
-      <w:hyperlink r:id="rId23">
+      <w:hyperlink r:id="rId27">
         <w:r>
           <w:rPr>
             <w:rStyle w:val="Hyperlink"/>
@@ -563,13 +708,13 @@
         <w:t xml:space="preserve"> </w:t>
       </w:r>
       <w:r>
-        <w:t xml:space="preserve">filing issues, claiming work, and driving a pull request to a clean,</w:t>
-      </w:r>
-      <w:r>
-        <w:t xml:space="preserve"> </w:t>
-      </w:r>
-      <w:r>
-        <w:t xml:space="preserve">mergeable state</w:t>
+        <w:t xml:space="preserve">filing issues, claiming work, driving a pull request to a clean,</w:t>
+      </w:r>
+      <w:r>
+        <w:t xml:space="preserve"> </w:t>
+      </w:r>
+      <w:r>
+        <w:t xml:space="preserve">mergeable state, and agent-assisted automated code review</w:t>
       </w:r>
     </w:p>
     <w:p>
@@ -701,8 +846,8 @@
         <w:t xml:space="preserve">extension</w:t>
       </w:r>
     </w:p>
-    <w:bookmarkEnd w:id="24"/>
-    <w:bookmarkStart w:id="27" w:name="about-this-website"/>
+    <w:bookmarkEnd w:id="28"/>
+    <w:bookmarkStart w:id="31" w:name="about-this-website"/>
     <w:p>
       <w:pPr>
         <w:pStyle w:val="Heading2"/>
@@ -721,7 +866,7 @@
       <w:r>
         <w:t xml:space="preserve"> </w:t>
       </w:r>
-      <w:hyperlink r:id="rId25">
+      <w:hyperlink r:id="rId29">
         <w:r>
           <w:rPr>
             <w:rStyle w:val="Hyperlink"/>
@@ -735,7 +880,7 @@
       <w:r>
         <w:t xml:space="preserve"> </w:t>
       </w:r>
-      <w:hyperlink r:id="rId26">
+      <w:hyperlink r:id="rId30">
         <w:r>
           <w:rPr>
             <w:rStyle w:val="Hyperlink"/>
@@ -771,8 +916,8 @@
         <w:t xml:space="preserve">.</w:t>
       </w:r>
     </w:p>
-    <w:bookmarkEnd w:id="27"/>
-    <w:bookmarkStart w:id="28" w:name="building-the-website"/>
+    <w:bookmarkEnd w:id="31"/>
+    <w:bookmarkStart w:id="32" w:name="building-the-website"/>
     <w:p>
       <w:pPr>
         <w:pStyle w:val="Heading2"/>
@@ -854,8 +999,8 @@
         <w:t xml:space="preserve">directory, which is published to GitHub Pages.</w:t>
       </w:r>
     </w:p>
-    <w:bookmarkEnd w:id="28"/>
-    <w:bookmarkStart w:id="30" w:name="license"/>
+    <w:bookmarkEnd w:id="32"/>
+    <w:bookmarkStart w:id="34" w:name="license"/>
     <w:p>
       <w:pPr>
         <w:pStyle w:val="Heading2"/>
@@ -874,7 +1019,7 @@
       <w:r>
         <w:t xml:space="preserve"> </w:t>
       </w:r>
-      <w:hyperlink r:id="rId29">
+      <w:hyperlink r:id="rId33">
         <w:r>
           <w:rPr>
             <w:rStyle w:val="VerbatimChar"/>
@@ -886,8 +1031,8 @@
         <w:t xml:space="preserve">.</w:t>
       </w:r>
     </w:p>
-    <w:bookmarkEnd w:id="30"/>
-    <w:bookmarkStart w:id="32" w:name="references"/>
+    <w:bookmarkEnd w:id="34"/>
+    <w:bookmarkStart w:id="36" w:name="references"/>
     <w:p>
       <w:pPr>
         <w:pStyle w:val="Heading2"/>
@@ -896,9 +1041,9 @@
         <w:t xml:space="preserve">References</w:t>
       </w:r>
     </w:p>
-    <w:bookmarkStart w:id="31" w:name="refs"/>
-    <w:bookmarkEnd w:id="31"/>
-    <w:bookmarkEnd w:id="32"/>
+    <w:bookmarkStart w:id="35" w:name="refs"/>
+    <w:bookmarkEnd w:id="35"/>
+    <w:bookmarkEnd w:id="36"/>
     <w:sectPr>
       <w:footnotePr>
         <w:numRestart w:val="eachSect"/>

--- a/index.docx
+++ b/index.docx
@@ -15,7 +15,7 @@
         <w:pStyle w:val="Date"/>
       </w:pPr>
       <w:r>
-        <w:t xml:space="preserve">Last modified: 2026-09-13 00:11:34 (PDT)</w:t>
+        <w:t xml:space="preserve">Last modified: 2026-09-24 10:39:15 (PDT)</w:t>
       </w:r>
     </w:p>
     <w:p>

--- a/index.docx
+++ b/index.docx
@@ -15,7 +15,7 @@
         <w:pStyle w:val="Date"/>
       </w:pPr>
       <w:r>
-        <w:t xml:space="preserve">Last modified: 2026-09-24 10:39:15 (PDT)</w:t>
+        <w:t xml:space="preserve">Last modified: 2026-09-24 21:53:57 (PDT)</w:t>
       </w:r>
     </w:p>
     <w:p>

--- a/index.docx
+++ b/index.docx
@@ -15,7 +15,7 @@
         <w:pStyle w:val="Date"/>
       </w:pPr>
       <w:r>
-        <w:t xml:space="preserve">Last modified: 2026-09-24 21:53:57 (PDT)</w:t>
+        <w:t xml:space="preserve">Last modified: 2026-09-24 22:03:48 (PDT)</w:t>
       </w:r>
     </w:p>
     <w:p>

--- a/index.docx
+++ b/index.docx
@@ -15,7 +15,7 @@
         <w:pStyle w:val="Date"/>
       </w:pPr>
       <w:r>
-        <w:t xml:space="preserve">Last modified: 2026-09-24 22:03:48 (PDT)</w:t>
+        <w:t xml:space="preserve">Last modified: 2026-09-26 19:26:49 (PDT)</w:t>
       </w:r>
     </w:p>
     <w:p>

--- a/index.docx
+++ b/index.docx
@@ -15,7 +15,7 @@
         <w:pStyle w:val="Date"/>
       </w:pPr>
       <w:r>
-        <w:t xml:space="preserve">Last modified: 2026-09-26 19:26:49 (PDT)</w:t>
+        <w:t xml:space="preserve">Last modified: 2026-09-27 01:26:56 (PDT)</w:t>
       </w:r>
     </w:p>
     <w:p>

--- a/index.docx
+++ b/index.docx
@@ -15,7 +15,7 @@
         <w:pStyle w:val="Date"/>
       </w:pPr>
       <w:r>
-        <w:t xml:space="preserve">Last modified: 2026-09-27 01:26:56 (PDT)</w:t>
+        <w:t xml:space="preserve">Last modified: 2026-09-28 17:25:58 (PDT)</w:t>
       </w:r>
     </w:p>
     <w:p>

--- a/index.docx
+++ b/index.docx
@@ -15,7 +15,7 @@
         <w:pStyle w:val="Date"/>
       </w:pPr>
       <w:r>
-        <w:t xml:space="preserve">Last modified: 2026-09-28 17:25:58 (PDT)</w:t>
+        <w:t xml:space="preserve">Last modified: 2026-09-28 20:17:34 (PDT)</w:t>
       </w:r>
     </w:p>
     <w:p>

--- a/index.docx
+++ b/index.docx
@@ -15,7 +15,7 @@
         <w:pStyle w:val="Date"/>
       </w:pPr>
       <w:r>
-        <w:t xml:space="preserve">Last modified: 2026-09-28 20:17:34 (PDT)</w:t>
+        <w:t xml:space="preserve">Last modified: 2026-09-28 22:16:49 (PDT)</w:t>
       </w:r>
     </w:p>
     <w:p>

--- a/index.docx
+++ b/index.docx
@@ -15,7 +15,7 @@
         <w:pStyle w:val="Date"/>
       </w:pPr>
       <w:r>
-        <w:t xml:space="preserve">Last modified: 2026-09-28 22:16:49 (PDT)</w:t>
+        <w:t xml:space="preserve">Last modified: 2026-09-28 22:56:40 (PDT)</w:t>
       </w:r>
     </w:p>
     <w:p>

--- a/index.docx
+++ b/index.docx
@@ -15,7 +15,7 @@
         <w:pStyle w:val="Date"/>
       </w:pPr>
       <w:r>
-        <w:t xml:space="preserve">Last modified: 2026-09-28 22:56:40 (PDT)</w:t>
+        <w:t xml:space="preserve">Last modified: 2026-09-28 23:45:28 (PDT)</w:t>
       </w:r>
     </w:p>
     <w:p>

--- a/index.docx
+++ b/index.docx
@@ -15,7 +15,7 @@
         <w:pStyle w:val="Date"/>
       </w:pPr>
       <w:r>
-        <w:t xml:space="preserve">Last modified: 2026-09-28 23:45:28 (PDT)</w:t>
+        <w:t xml:space="preserve">Last modified: 2026-10-03 11:30:33 (PDT)</w:t>
       </w:r>
     </w:p>
     <w:p>

--- a/index.docx
+++ b/index.docx
@@ -15,7 +15,7 @@
         <w:pStyle w:val="Date"/>
       </w:pPr>
       <w:r>
-        <w:t xml:space="preserve">Last modified: 2026-10-03 11:30:33 (PDT)</w:t>
+        <w:t xml:space="preserve">Last modified: 2026-10-03 15:28:00 (PDT)</w:t>
       </w:r>
     </w:p>
     <w:p>

--- a/index.docx
+++ b/index.docx
@@ -15,7 +15,7 @@
         <w:pStyle w:val="Date"/>
       </w:pPr>
       <w:r>
-        <w:t xml:space="preserve">Last modified: 2026-10-03 15:28:00 (PDT)</w:t>
+        <w:t xml:space="preserve">Last modified: 2026-10-05 03:10:24 (PDT)</w:t>
       </w:r>
     </w:p>
     <w:p>

--- a/index.docx
+++ b/index.docx
@@ -15,7 +15,7 @@
         <w:pStyle w:val="Date"/>
       </w:pPr>
       <w:r>
-        <w:t xml:space="preserve">Last modified: 2026-10-05 03:10:24 (PDT)</w:t>
+        <w:t xml:space="preserve">Last modified: 2026-10-05 16:02:17 (PDT)</w:t>
       </w:r>
     </w:p>
     <w:p>

--- a/index.docx
+++ b/index.docx
@@ -15,7 +15,7 @@
         <w:pStyle w:val="Date"/>
       </w:pPr>
       <w:r>
-        <w:t xml:space="preserve">Last modified: 2026-10-05 16:02:17 (PDT)</w:t>
+        <w:t xml:space="preserve">Last modified: 2026-10-06 01:42:34 (PDT)</w:t>
       </w:r>
     </w:p>
     <w:p>

--- a/index.docx
+++ b/index.docx
@@ -15,7 +15,7 @@
         <w:pStyle w:val="Date"/>
       </w:pPr>
       <w:r>
-        <w:t xml:space="preserve">Last modified: 2026-10-06 01:42:34 (PDT)</w:t>
+        <w:t xml:space="preserve">Last modified: 2026-10-08 18:32:17 (PDT)</w:t>
       </w:r>
     </w:p>
     <w:p>

--- a/index.docx
+++ b/index.docx
@@ -15,7 +15,7 @@
         <w:pStyle w:val="Date"/>
       </w:pPr>
       <w:r>
-        <w:t xml:space="preserve">Last modified: 2026-10-08 18:32:17 (PDT)</w:t>
+        <w:t xml:space="preserve">Last modified: 2026-10-11 00:50:44 (PDT)</w:t>
       </w:r>
     </w:p>
     <w:p>
@@ -847,7 +847,7 @@
       </w:r>
     </w:p>
     <w:bookmarkEnd w:id="28"/>
-    <w:bookmarkStart w:id="31" w:name="about-this-website"/>
+    <w:bookmarkStart w:id="32" w:name="about-this-website"/>
     <w:p>
       <w:pPr>
         <w:pStyle w:val="Heading2"/>
@@ -916,8 +916,74 @@
         <w:t xml:space="preserve">.</w:t>
       </w:r>
     </w:p>
-    <w:bookmarkEnd w:id="31"/>
-    <w:bookmarkStart w:id="32" w:name="building-the-website"/>
+    <w:p>
+      <w:pPr>
+        <w:pStyle w:val="BodyText"/>
+      </w:pPr>
+      <w:r>
+        <w:t xml:space="preserve">That template’s structure comes from the</w:t>
+      </w:r>
+      <w:r>
+        <w:t xml:space="preserve"> </w:t>
+      </w:r>
+      <w:hyperlink r:id="rId9">
+        <w:r>
+          <w:rPr>
+            <w:rStyle w:val="Hyperlink"/>
+          </w:rPr>
+          <w:t xml:space="preserve">UCD-SERG Lab Manual</w:t>
+        </w:r>
+      </w:hyperlink>
+      <w:r>
+        <w:t xml:space="preserve">,</w:t>
+      </w:r>
+      <w:r>
+        <w:t xml:space="preserve"> </w:t>
+      </w:r>
+      <w:r>
+        <w:t xml:space="preserve">which is in turn adapted from the</w:t>
+      </w:r>
+      <w:r>
+        <w:t xml:space="preserve"> </w:t>
+      </w:r>
+      <w:hyperlink r:id="rId31">
+        <w:r>
+          <w:rPr>
+            <w:rStyle w:val="Hyperlink"/>
+          </w:rPr>
+          <w:t xml:space="preserve">Benjamin-Chung Lab Manual</w:t>
+        </w:r>
+      </w:hyperlink>
+      <w:r>
+        <w:t xml:space="preserve">.</w:t>
+      </w:r>
+      <w:r>
+        <w:t xml:space="preserve"> </w:t>
+      </w:r>
+      <w:r>
+        <w:t xml:space="preserve">This site’s own content also began as</w:t>
+      </w:r>
+      <w:r>
+        <w:t xml:space="preserve"> </w:t>
+      </w:r>
+      <w:r>
+        <w:t xml:space="preserve">the</w:t>
+      </w:r>
+      <w:r>
+        <w:t xml:space="preserve"> </w:t>
+      </w:r>
+      <w:r>
+        <w:t xml:space="preserve">“Working with AI”</w:t>
+      </w:r>
+      <w:r>
+        <w:t xml:space="preserve"> </w:t>
+      </w:r>
+      <w:r>
+        <w:t xml:space="preserve">chapter of the UCD-SERG Lab Manual.</w:t>
+      </w:r>
+    </w:p>
+    <w:bookmarkEnd w:id="32"/>
+    <w:bookmarkStart w:id="33" w:name="building-the-website"/>
     <w:p>
       <w:pPr>
         <w:pStyle w:val="Heading2"/>
@@ -999,8 +1065,8 @@
         <w:t xml:space="preserve">directory, which is published to GitHub Pages.</w:t>
       </w:r>
     </w:p>
-    <w:bookmarkEnd w:id="32"/>
-    <w:bookmarkStart w:id="34" w:name="license"/>
+    <w:bookmarkEnd w:id="33"/>
+    <w:bookmarkStart w:id="35" w:name="license"/>
     <w:p>
       <w:pPr>
         <w:pStyle w:val="Heading2"/>
@@ -1019,7 +1085,7 @@
       <w:r>
         <w:t xml:space="preserve"> </w:t>
       </w:r>
-      <w:hyperlink r:id="rId33">
+      <w:hyperlink r:id="rId34">
         <w:r>
           <w:rPr>
             <w:rStyle w:val="VerbatimChar"/>
@@ -1031,8 +1097,8 @@
         <w:t xml:space="preserve">.</w:t>
       </w:r>
     </w:p>
-    <w:bookmarkEnd w:id="34"/>
-    <w:bookmarkStart w:id="36" w:name="references"/>
+    <w:bookmarkEnd w:id="35"/>
+    <w:bookmarkStart w:id="37" w:name="references"/>
     <w:p>
       <w:pPr>
         <w:pStyle w:val="Heading2"/>
@@ -1041,9 +1107,9 @@
         <w:t xml:space="preserve">References</w:t>
       </w:r>
     </w:p>
-    <w:bookmarkStart w:id="35" w:name="refs"/>
-    <w:bookmarkEnd w:id="35"/>
+    <w:bookmarkStart w:id="36" w:name="refs"/>
     <w:bookmarkEnd w:id="36"/>
+    <w:bookmarkEnd w:id="37"/>
     <w:sectPr>
       <w:footnotePr>
         <w:numRestart w:val="eachSect"/>

--- a/index.docx
+++ b/index.docx
@@ -15,7 +15,7 @@
         <w:pStyle w:val="Date"/>
       </w:pPr>
       <w:r>
-        <w:t xml:space="preserve">Last modified: 2026-10-11 00:50:44 (PDT)</w:t>
+        <w:t xml:space="preserve">Last modified: 2026-10-12 00:37:16 (PDT)</w:t>
       </w:r>
     </w:p>
     <w:p>

--- a/index.docx
+++ b/index.docx
@@ -15,7 +15,7 @@
         <w:pStyle w:val="Date"/>
       </w:pPr>
       <w:r>
-        <w:t xml:space="preserve">Last modified: 2026-10-12 00:37:16 (PDT)</w:t>
+        <w:t xml:space="preserve">Last modified: 2026-10-12 02:13:50 (PDT)</w:t>
       </w:r>
     </w:p>
     <w:p>

--- a/index.docx
+++ b/index.docx
@@ -15,7 +15,7 @@
         <w:pStyle w:val="Date"/>
       </w:pPr>
       <w:r>
-        <w:t xml:space="preserve">Last modified: 2026-10-12 02:13:50 (PDT)</w:t>
+        <w:t xml:space="preserve">Last modified: 2026-10-20 20:58:10 (PDT)</w:t>
       </w:r>
     </w:p>
     <w:p>

--- a/index.docx
+++ b/index.docx
@@ -15,7 +15,7 @@
         <w:pStyle w:val="Date"/>
       </w:pPr>
       <w:r>
-        <w:t xml:space="preserve">Last modified: 2026-10-20 20:58:10 (PDT)</w:t>
+        <w:t xml:space="preserve">Last modified: 2026-10-26 23:12:31 (PDT)</w:t>
       </w:r>
     </w:p>
     <w:p>
